--- a/Aula43/Guia Prático-43.docx
+++ b/Aula43/Guia Prático-43.docx
@@ -27,43 +27,7 @@
           <w:sz w:val="24"/>
           <w:szCs w:val="24"/>
         </w:rPr>
-        <w:t xml:space="preserve"> Atualização da Base Mestra: </w:t>
-      </w:r>
-      <w:proofErr w:type="spellStart"/>
-      <w:r>
-        <w:rPr>
-          <w:color w:val="1F1F1F"/>
-          <w:sz w:val="24"/>
-          <w:szCs w:val="24"/>
-        </w:rPr>
-        <w:t>TechFlow</w:t>
-      </w:r>
-      <w:proofErr w:type="spellEnd"/>
-      <w:r>
-        <w:rPr>
-          <w:color w:val="1F1F1F"/>
-          <w:sz w:val="24"/>
-          <w:szCs w:val="24"/>
-        </w:rPr>
-        <w:t xml:space="preserve"> Soluções (</w:t>
-      </w:r>
-      <w:proofErr w:type="gramStart"/>
-      <w:r>
-        <w:rPr>
-          <w:color w:val="1F1F1F"/>
-          <w:sz w:val="24"/>
-          <w:szCs w:val="24"/>
-        </w:rPr>
-        <w:t>Setembro</w:t>
-      </w:r>
-      <w:proofErr w:type="gramEnd"/>
-      <w:r>
-        <w:rPr>
-          <w:color w:val="1F1F1F"/>
-          <w:sz w:val="24"/>
-          <w:szCs w:val="24"/>
-        </w:rPr>
-        <w:t xml:space="preserve"> de 2026)</w:t>
+        <w:t xml:space="preserve"> Atualização da Base Mestra: TechFlow Soluções (Setembro de 2026)</w:t>
       </w:r>
     </w:p>
     <w:p>
@@ -142,23 +106,8 @@
         <w:rPr>
           <w:color w:val="1F1F1F"/>
         </w:rPr>
-        <w:t xml:space="preserve">Na nossa última aula, a </w:t>
-      </w:r>
-      <w:proofErr w:type="spellStart"/>
-      <w:r>
-        <w:rPr>
-          <w:color w:val="1F1F1F"/>
-        </w:rPr>
-        <w:t>TechFlow</w:t>
-      </w:r>
-      <w:proofErr w:type="spellEnd"/>
-      <w:r>
-        <w:rPr>
-          <w:color w:val="1F1F1F"/>
-        </w:rPr>
-        <w:t xml:space="preserve"> tornou-se uma máquina de escrever textos. E os resultados de </w:t>
-      </w:r>
-      <w:proofErr w:type="gramStart"/>
+        <w:t xml:space="preserve">Na nossa última aula, a TechFlow tornou-se uma máquina de escrever textos. E os resultados de </w:t>
+      </w:r>
       <w:r>
         <w:rPr>
           <w:rStyle w:val="Forte"/>
@@ -166,9 +115,29 @@
           <w:color w:val="1F1F1F"/>
           <w:bdr w:val="none" w:sz="0" w:space="0" w:color="auto" w:frame="1"/>
         </w:rPr>
-        <w:t>Setembro</w:t>
-      </w:r>
-      <w:proofErr w:type="gramEnd"/>
+        <w:t>Setembro de 2026</w:t>
+      </w:r>
+      <w:r>
+        <w:rPr>
+          <w:color w:val="1F1F1F"/>
+        </w:rPr>
+        <w:t xml:space="preserve"> provam isso: vendemos a nossa Licença SaaS com Custo de Marketing ZERO graças ao artigo do blog, e percebemos que o Anúncio A foi muito mais barato que o Anúncio B!</w:t>
+      </w:r>
+    </w:p>
+    <w:p>
+      <w:pPr>
+        <w:pStyle w:val="NormalWeb"/>
+        <w:spacing w:after="0" w:afterAutospacing="0"/>
+        <w:rPr>
+          <w:color w:val="1F1F1F"/>
+        </w:rPr>
+      </w:pPr>
+      <w:r>
+        <w:rPr>
+          <w:color w:val="1F1F1F"/>
+        </w:rPr>
+        <w:t xml:space="preserve">Mas na internet, </w:t>
+      </w:r>
       <w:r>
         <w:rPr>
           <w:rStyle w:val="Forte"/>
@@ -176,29 +145,54 @@
           <w:color w:val="1F1F1F"/>
           <w:bdr w:val="none" w:sz="0" w:space="0" w:color="auto" w:frame="1"/>
         </w:rPr>
-        <w:t xml:space="preserve"> de 2026</w:t>
-      </w:r>
-      <w:r>
-        <w:rPr>
-          <w:color w:val="1F1F1F"/>
-        </w:rPr>
-        <w:t xml:space="preserve"> provam isso: vendemos a nossa Licença SaaS com Custo de Marketing ZERO graças ao artigo do blog, e percebemos que o Anúncio A foi muito mais barato que o Anúncio B!</w:t>
+        <w:t>ninguém lê o texto se a imagem não chamar a atenção primeiro</w:t>
+      </w:r>
+      <w:r>
+        <w:rPr>
+          <w:color w:val="1F1F1F"/>
+        </w:rPr>
+        <w:t>. Nesta aula, você vai aprender a gerar os "Ativos Visuais" (imagens, banners e ilustrações) usando IA Generativa para dar vida ao marketing da TechFlow, sem precisar esperar semanas por uma agência de design.</w:t>
       </w:r>
     </w:p>
     <w:p>
       <w:pPr>
+        <w:pStyle w:val="Ttulo3"/>
+        <w:spacing w:after="120" w:afterAutospacing="0"/>
+        <w:rPr>
+          <w:color w:val="1F1F1F"/>
+          <w:sz w:val="24"/>
+          <w:szCs w:val="24"/>
+        </w:rPr>
+      </w:pPr>
+      <w:r>
+        <w:rPr>
+          <w:rFonts w:ascii="Segoe UI Emoji" w:hAnsi="Segoe UI Emoji" w:cs="Segoe UI Emoji"/>
+          <w:color w:val="1F1F1F"/>
+          <w:sz w:val="24"/>
+          <w:szCs w:val="24"/>
+        </w:rPr>
+        <w:t>⚠️</w:t>
+      </w:r>
+      <w:r>
+        <w:rPr>
+          <w:color w:val="1F1F1F"/>
+          <w:sz w:val="24"/>
+          <w:szCs w:val="24"/>
+        </w:rPr>
+        <w:t xml:space="preserve"> PASSO ZERO: Alimentando o Cérebro da IA</w:t>
+      </w:r>
+    </w:p>
+    <w:p>
+      <w:pPr>
         <w:pStyle w:val="NormalWeb"/>
         <w:spacing w:after="0" w:afterAutospacing="0"/>
         <w:rPr>
-          <w:color w:val="1F1F1F"/>
-        </w:rPr>
-      </w:pPr>
-      <w:r>
-        <w:rPr>
-          <w:color w:val="1F1F1F"/>
-        </w:rPr>
-        <w:t xml:space="preserve">Mas na internet, </w:t>
-      </w:r>
+          <w:rStyle w:val="nfase"/>
+          <w:rFonts w:eastAsiaTheme="majorEastAsia"/>
+          <w:color w:val="1F1F1F"/>
+          <w:bdr w:val="none" w:sz="0" w:space="0" w:color="auto" w:frame="1"/>
+        </w:rPr>
+      </w:pPr>
       <w:r>
         <w:rPr>
           <w:rStyle w:val="Forte"/>
@@ -206,56 +200,50 @@
           <w:color w:val="1F1F1F"/>
           <w:bdr w:val="none" w:sz="0" w:space="0" w:color="auto" w:frame="1"/>
         </w:rPr>
-        <w:t>ninguém lê o texto se a imagem não chamar a atenção primeiro</w:t>
-      </w:r>
-      <w:r>
-        <w:rPr>
-          <w:color w:val="1F1F1F"/>
-        </w:rPr>
-        <w:t xml:space="preserve">. Nesta aula, você vai aprender a gerar os "Ativos Visuais" (imagens, banners e ilustrações) usando IA Generativa para dar vida ao marketing da </w:t>
-      </w:r>
-      <w:proofErr w:type="spellStart"/>
-      <w:r>
-        <w:rPr>
-          <w:color w:val="1F1F1F"/>
-        </w:rPr>
-        <w:t>TechFlow</w:t>
-      </w:r>
-      <w:proofErr w:type="spellEnd"/>
-      <w:r>
-        <w:rPr>
-          <w:color w:val="1F1F1F"/>
-        </w:rPr>
-        <w:t>, sem precisar esperar semanas por uma agência de design.</w:t>
+        <w:t>Ação Obrigatória:</w:t>
+      </w:r>
+      <w:r>
+        <w:rPr>
+          <w:color w:val="1F1F1F"/>
+        </w:rPr>
+        <w:t xml:space="preserve"> Copie os dados da planilha de </w:t>
+      </w:r>
+      <w:r>
+        <w:rPr>
+          <w:rStyle w:val="Forte"/>
+          <w:rFonts w:eastAsiaTheme="majorEastAsia"/>
+          <w:color w:val="1F1F1F"/>
+          <w:bdr w:val="none" w:sz="0" w:space="0" w:color="auto" w:frame="1"/>
+        </w:rPr>
+        <w:t>Setembro de 2026</w:t>
+      </w:r>
+      <w:r>
+        <w:rPr>
+          <w:color w:val="1F1F1F"/>
+        </w:rPr>
+        <w:t xml:space="preserve"> (acima) e cole no ChatGPT ou Gemini com o seguinte aviso: </w:t>
+      </w:r>
+      <w:r>
+        <w:rPr>
+          <w:rStyle w:val="nfase"/>
+          <w:rFonts w:eastAsiaTheme="majorEastAsia"/>
+          <w:color w:val="1F1F1F"/>
+          <w:bdr w:val="none" w:sz="0" w:space="0" w:color="auto" w:frame="1"/>
+        </w:rPr>
+        <w:t>"Considere esta tabela atualizada da TechFlow. Repare como o nosso Blog e o LinkedIn orgânico venderam a custo zero. Agora precisamos criar imagens para escalar essas campanhas."</w:t>
       </w:r>
     </w:p>
     <w:p>
       <w:pPr>
-        <w:pStyle w:val="Ttulo3"/>
-        <w:spacing w:after="120" w:afterAutospacing="0"/>
-        <w:rPr>
-          <w:color w:val="1F1F1F"/>
-          <w:sz w:val="24"/>
-          <w:szCs w:val="24"/>
-        </w:rPr>
-      </w:pPr>
-      <w:r>
-        <w:rPr>
-          <w:rFonts w:ascii="Segoe UI Emoji" w:hAnsi="Segoe UI Emoji" w:cs="Segoe UI Emoji"/>
-          <w:color w:val="1F1F1F"/>
-          <w:sz w:val="24"/>
-          <w:szCs w:val="24"/>
-        </w:rPr>
-        <w:t>⚠️</w:t>
-      </w:r>
-      <w:r>
-        <w:rPr>
-          <w:color w:val="1F1F1F"/>
-          <w:sz w:val="24"/>
-          <w:szCs w:val="24"/>
-        </w:rPr>
-        <w:t xml:space="preserve"> PASSO ZERO: Alimentando o Cérebro da IA</w:t>
-      </w:r>
+        <w:pStyle w:val="NormalWeb"/>
+        <w:spacing w:after="0" w:afterAutospacing="0"/>
+        <w:rPr>
+          <w:rStyle w:val="nfase"/>
+          <w:rFonts w:eastAsiaTheme="majorEastAsia"/>
+          <w:color w:val="1F1F1F"/>
+          <w:bdr w:val="none" w:sz="0" w:space="0" w:color="auto" w:frame="1"/>
+        </w:rPr>
+      </w:pPr>
     </w:p>
     <w:p>
       <w:pPr>
@@ -265,6 +253,48 @@
           <w:color w:val="1F1F1F"/>
         </w:rPr>
       </w:pPr>
+    </w:p>
+    <w:p>
+      <w:pPr>
+        <w:pStyle w:val="Ttulo2"/>
+        <w:spacing w:after="120"/>
+        <w:rPr>
+          <w:rFonts w:ascii="Times New Roman" w:hAnsi="Times New Roman" w:cs="Times New Roman"/>
+          <w:b/>
+          <w:bCs/>
+          <w:color w:val="1F1F1F"/>
+          <w:szCs w:val="24"/>
+        </w:rPr>
+      </w:pPr>
+      <w:r>
+        <w:rPr>
+          <w:rFonts w:ascii="Segoe UI Emoji" w:hAnsi="Segoe UI Emoji" w:cs="Segoe UI Emoji"/>
+          <w:b/>
+          <w:bCs/>
+          <w:color w:val="1F1F1F"/>
+          <w:szCs w:val="24"/>
+        </w:rPr>
+        <w:t>🚀</w:t>
+      </w:r>
+      <w:r>
+        <w:rPr>
+          <w:rFonts w:ascii="Times New Roman" w:hAnsi="Times New Roman" w:cs="Times New Roman"/>
+          <w:b/>
+          <w:bCs/>
+          <w:color w:val="1F1F1F"/>
+          <w:szCs w:val="24"/>
+        </w:rPr>
+        <w:t xml:space="preserve"> Missão 1: A "Fórmula" do Prompt de Imagem</w:t>
+      </w:r>
+    </w:p>
+    <w:p>
+      <w:pPr>
+        <w:pStyle w:val="NormalWeb"/>
+        <w:spacing w:after="0" w:afterAutospacing="0"/>
+        <w:rPr>
+          <w:color w:val="1F1F1F"/>
+        </w:rPr>
+      </w:pPr>
       <w:r>
         <w:rPr>
           <w:rStyle w:val="Forte"/>
@@ -272,147 +302,13 @@
           <w:color w:val="1F1F1F"/>
           <w:bdr w:val="none" w:sz="0" w:space="0" w:color="auto" w:frame="1"/>
         </w:rPr>
-        <w:t>Ação Obrigatória:</w:t>
-      </w:r>
-      <w:r>
-        <w:rPr>
-          <w:color w:val="1F1F1F"/>
-        </w:rPr>
-        <w:t xml:space="preserve"> Copie os dados da planilha de </w:t>
-      </w:r>
-      <w:proofErr w:type="gramStart"/>
-      <w:r>
-        <w:rPr>
-          <w:rStyle w:val="Forte"/>
-          <w:rFonts w:eastAsiaTheme="majorEastAsia"/>
-          <w:color w:val="1F1F1F"/>
-          <w:bdr w:val="none" w:sz="0" w:space="0" w:color="auto" w:frame="1"/>
-        </w:rPr>
-        <w:t>Setembro</w:t>
-      </w:r>
-      <w:proofErr w:type="gramEnd"/>
-      <w:r>
-        <w:rPr>
-          <w:rStyle w:val="Forte"/>
-          <w:rFonts w:eastAsiaTheme="majorEastAsia"/>
-          <w:color w:val="1F1F1F"/>
-          <w:bdr w:val="none" w:sz="0" w:space="0" w:color="auto" w:frame="1"/>
-        </w:rPr>
-        <w:t xml:space="preserve"> de 2026</w:t>
-      </w:r>
-      <w:r>
-        <w:rPr>
-          <w:color w:val="1F1F1F"/>
-        </w:rPr>
-        <w:t xml:space="preserve"> (acima) e cole no ChatGPT ou Gemini com o seguinte aviso: </w:t>
-      </w:r>
-      <w:r>
-        <w:rPr>
-          <w:rStyle w:val="nfase"/>
-          <w:rFonts w:eastAsiaTheme="majorEastAsia"/>
-          <w:color w:val="1F1F1F"/>
-          <w:bdr w:val="none" w:sz="0" w:space="0" w:color="auto" w:frame="1"/>
-        </w:rPr>
-        <w:t xml:space="preserve">"Considere esta tabela atualizada da </w:t>
-      </w:r>
-      <w:proofErr w:type="spellStart"/>
-      <w:r>
-        <w:rPr>
-          <w:rStyle w:val="nfase"/>
-          <w:rFonts w:eastAsiaTheme="majorEastAsia"/>
-          <w:color w:val="1F1F1F"/>
-          <w:bdr w:val="none" w:sz="0" w:space="0" w:color="auto" w:frame="1"/>
-        </w:rPr>
-        <w:t>TechFlow</w:t>
-      </w:r>
-      <w:proofErr w:type="spellEnd"/>
-      <w:r>
-        <w:rPr>
-          <w:rStyle w:val="nfase"/>
-          <w:rFonts w:eastAsiaTheme="majorEastAsia"/>
-          <w:color w:val="1F1F1F"/>
-          <w:bdr w:val="none" w:sz="0" w:space="0" w:color="auto" w:frame="1"/>
-        </w:rPr>
-        <w:t>. Repare como o nosso Blog e o LinkedIn orgânico venderam a custo zero. Agora precisamos criar imagens para escalar essas campanhas."</w:t>
-      </w:r>
-    </w:p>
-    <w:p>
-      <w:pPr>
-        <w:pStyle w:val="Ttulo2"/>
-        <w:spacing w:after="120"/>
-        <w:rPr>
-          <w:rFonts w:ascii="Times New Roman" w:hAnsi="Times New Roman" w:cs="Times New Roman"/>
-          <w:color w:val="1F1F1F"/>
-          <w:szCs w:val="24"/>
-        </w:rPr>
-      </w:pPr>
-      <w:r>
-        <w:rPr>
-          <w:rFonts w:ascii="Segoe UI Emoji" w:hAnsi="Segoe UI Emoji" w:cs="Segoe UI Emoji"/>
-          <w:color w:val="1F1F1F"/>
-          <w:szCs w:val="24"/>
-        </w:rPr>
-        <w:t>🚀</w:t>
-      </w:r>
-      <w:r>
-        <w:rPr>
-          <w:rFonts w:ascii="Times New Roman" w:hAnsi="Times New Roman" w:cs="Times New Roman"/>
-          <w:color w:val="1F1F1F"/>
-          <w:szCs w:val="24"/>
-        </w:rPr>
-        <w:t xml:space="preserve"> Missão 1: A "Fórmula" do Prompt de Imagem</w:t>
-      </w:r>
-    </w:p>
-    <w:p>
-      <w:pPr>
-        <w:pStyle w:val="NormalWeb"/>
-        <w:spacing w:after="0" w:afterAutospacing="0"/>
-        <w:rPr>
-          <w:color w:val="1F1F1F"/>
-        </w:rPr>
-      </w:pPr>
-      <w:r>
-        <w:rPr>
-          <w:rStyle w:val="Forte"/>
-          <w:rFonts w:eastAsiaTheme="majorEastAsia"/>
-          <w:color w:val="1F1F1F"/>
-          <w:bdr w:val="none" w:sz="0" w:space="0" w:color="auto" w:frame="1"/>
-        </w:rPr>
         <w:t>Objetivo:</w:t>
       </w:r>
       <w:r>
         <w:rPr>
           <w:color w:val="1F1F1F"/>
         </w:rPr>
-        <w:t xml:space="preserve"> Entender a diferença entre falar com uma IA de texto e uma IA de imagem (DALL-E, </w:t>
-      </w:r>
-      <w:proofErr w:type="spellStart"/>
-      <w:r>
-        <w:rPr>
-          <w:color w:val="1F1F1F"/>
-        </w:rPr>
-        <w:t>Midjourney</w:t>
-      </w:r>
-      <w:proofErr w:type="spellEnd"/>
-      <w:r>
-        <w:rPr>
-          <w:color w:val="1F1F1F"/>
-        </w:rPr>
-        <w:t xml:space="preserve">, </w:t>
-      </w:r>
-      <w:proofErr w:type="spellStart"/>
-      <w:r>
-        <w:rPr>
-          <w:color w:val="1F1F1F"/>
-        </w:rPr>
-        <w:t>Imagen</w:t>
-      </w:r>
-      <w:proofErr w:type="spellEnd"/>
-      <w:r>
-        <w:rPr>
-          <w:color w:val="1F1F1F"/>
-        </w:rPr>
-        <w:t>).</w:t>
+        <w:t xml:space="preserve"> Entender a diferença entre falar com uma IA de texto e uma IA de imagem (DALL-E, Midjourney, Imagen).</w:t>
       </w:r>
     </w:p>
     <w:p>
@@ -470,21 +366,7 @@
         <w:rPr>
           <w:color w:val="1F1F1F"/>
         </w:rPr>
-        <w:t xml:space="preserve"> O que é a imagem? (</w:t>
-      </w:r>
-      <w:proofErr w:type="spellStart"/>
-      <w:r>
-        <w:rPr>
-          <w:color w:val="1F1F1F"/>
-        </w:rPr>
-        <w:t>Ex</w:t>
-      </w:r>
-      <w:proofErr w:type="spellEnd"/>
-      <w:r>
-        <w:rPr>
-          <w:color w:val="1F1F1F"/>
-        </w:rPr>
-        <w:t xml:space="preserve">: </w:t>
+        <w:t xml:space="preserve"> O que é a imagem? (Ex: </w:t>
       </w:r>
       <w:r>
         <w:rPr>
@@ -527,21 +409,7 @@
         <w:rPr>
           <w:color w:val="1F1F1F"/>
         </w:rPr>
-        <w:t xml:space="preserve"> Onde está e o que faz? (</w:t>
-      </w:r>
-      <w:proofErr w:type="spellStart"/>
-      <w:r>
-        <w:rPr>
-          <w:color w:val="1F1F1F"/>
-        </w:rPr>
-        <w:t>Ex</w:t>
-      </w:r>
-      <w:proofErr w:type="spellEnd"/>
-      <w:r>
-        <w:rPr>
-          <w:color w:val="1F1F1F"/>
-        </w:rPr>
-        <w:t xml:space="preserve">: </w:t>
+        <w:t xml:space="preserve"> Onde está e o que faz? (Ex: </w:t>
       </w:r>
       <w:r>
         <w:rPr>
@@ -584,35 +452,7 @@
         <w:rPr>
           <w:color w:val="1F1F1F"/>
         </w:rPr>
-        <w:t xml:space="preserve"> Como é a "</w:t>
-      </w:r>
-      <w:proofErr w:type="spellStart"/>
-      <w:r>
-        <w:rPr>
-          <w:color w:val="1F1F1F"/>
-        </w:rPr>
-        <w:t>vibe</w:t>
-      </w:r>
-      <w:proofErr w:type="spellEnd"/>
-      <w:r>
-        <w:rPr>
-          <w:color w:val="1F1F1F"/>
-        </w:rPr>
-        <w:t>"? (</w:t>
-      </w:r>
-      <w:proofErr w:type="spellStart"/>
-      <w:r>
-        <w:rPr>
-          <w:color w:val="1F1F1F"/>
-        </w:rPr>
-        <w:t>Ex</w:t>
-      </w:r>
-      <w:proofErr w:type="spellEnd"/>
-      <w:r>
-        <w:rPr>
-          <w:color w:val="1F1F1F"/>
-        </w:rPr>
-        <w:t xml:space="preserve">: </w:t>
+        <w:t xml:space="preserve"> Como é a "vibe"? (Ex: </w:t>
       </w:r>
       <w:r>
         <w:rPr>
@@ -655,21 +495,7 @@
         <w:rPr>
           <w:color w:val="1F1F1F"/>
         </w:rPr>
-        <w:t xml:space="preserve"> (</w:t>
-      </w:r>
-      <w:proofErr w:type="spellStart"/>
-      <w:r>
-        <w:rPr>
-          <w:color w:val="1F1F1F"/>
-        </w:rPr>
-        <w:t>Ex</w:t>
-      </w:r>
-      <w:proofErr w:type="spellEnd"/>
-      <w:r>
-        <w:rPr>
-          <w:color w:val="1F1F1F"/>
-        </w:rPr>
-        <w:t xml:space="preserve">: </w:t>
+        <w:t xml:space="preserve"> (Ex: </w:t>
       </w:r>
       <w:r>
         <w:rPr>
@@ -678,7 +504,25 @@
           <w:color w:val="1F1F1F"/>
           <w:bdr w:val="none" w:sz="0" w:space="0" w:color="auto" w:frame="1"/>
         </w:rPr>
-        <w:t>Alta qualidade, 8k, cores em tons de azul e branco</w:t>
+        <w:t xml:space="preserve">Alta qualidade, </w:t>
+      </w:r>
+      <w:r>
+        <w:rPr>
+          <w:rStyle w:val="nfase"/>
+          <w:rFonts w:eastAsiaTheme="majorEastAsia"/>
+          <w:color w:val="1F1F1F"/>
+          <w:bdr w:val="none" w:sz="0" w:space="0" w:color="auto" w:frame="1"/>
+        </w:rPr>
+        <w:t>4</w:t>
+      </w:r>
+      <w:r>
+        <w:rPr>
+          <w:rStyle w:val="nfase"/>
+          <w:rFonts w:eastAsiaTheme="majorEastAsia"/>
+          <w:color w:val="1F1F1F"/>
+          <w:bdr w:val="none" w:sz="0" w:space="0" w:color="auto" w:frame="1"/>
+        </w:rPr>
+        <w:t>k, cores em tons de azul e branco</w:t>
       </w:r>
       <w:r>
         <w:rPr>
@@ -695,6 +539,24 @@
           <w:color w:val="1F1F1F"/>
         </w:rPr>
       </w:pPr>
+    </w:p>
+    <w:p>
+      <w:pPr>
+        <w:pStyle w:val="NormalWeb"/>
+        <w:spacing w:after="0" w:afterAutospacing="0"/>
+        <w:rPr>
+          <w:color w:val="1F1F1F"/>
+        </w:rPr>
+      </w:pPr>
+    </w:p>
+    <w:p>
+      <w:pPr>
+        <w:pStyle w:val="NormalWeb"/>
+        <w:spacing w:after="0" w:afterAutospacing="0"/>
+        <w:rPr>
+          <w:color w:val="1F1F1F"/>
+        </w:rPr>
+      </w:pPr>
       <w:r>
         <w:rPr>
           <w:rStyle w:val="Forte"/>
@@ -702,6 +564,7 @@
           <w:color w:val="1F1F1F"/>
           <w:bdr w:val="none" w:sz="0" w:space="0" w:color="auto" w:frame="1"/>
         </w:rPr>
+        <w:lastRenderedPageBreak/>
         <w:t>🎯</w:t>
       </w:r>
       <w:r>
@@ -711,27 +574,7 @@
           <w:color w:val="1F1F1F"/>
           <w:bdr w:val="none" w:sz="0" w:space="0" w:color="auto" w:frame="1"/>
         </w:rPr>
-        <w:t xml:space="preserve"> O PROMPT PERFEITO DA MISSÃO 1 (Copie e Cole em uma IA de Imagem como DALL-E/</w:t>
-      </w:r>
-      <w:proofErr w:type="spellStart"/>
-      <w:r>
-        <w:rPr>
-          <w:rStyle w:val="Forte"/>
-          <w:rFonts w:eastAsiaTheme="majorEastAsia"/>
-          <w:color w:val="1F1F1F"/>
-          <w:bdr w:val="none" w:sz="0" w:space="0" w:color="auto" w:frame="1"/>
-        </w:rPr>
-        <w:t>Canva</w:t>
-      </w:r>
-      <w:proofErr w:type="spellEnd"/>
-      <w:r>
-        <w:rPr>
-          <w:rStyle w:val="Forte"/>
-          <w:rFonts w:eastAsiaTheme="majorEastAsia"/>
-          <w:color w:val="1F1F1F"/>
-          <w:bdr w:val="none" w:sz="0" w:space="0" w:color="auto" w:frame="1"/>
-        </w:rPr>
-        <w:t>/Gemini):</w:t>
+        <w:t xml:space="preserve"> O PROMPT PERFEITO DA MISSÃO 1 (Copie e Cole em uma IA de Imagem como DALL-E/Canva/Gemini):</w:t>
       </w:r>
     </w:p>
     <w:p>
@@ -746,15 +589,47 @@
         <w:rPr>
           <w:color w:val="1F1F1F"/>
         </w:rPr>
-        <w:t>Fotografia realista de um gestor de empresas moderno e sorridente, utilizando um tablet em um escritório de vidro com vista para a cidade. Iluminação cinematográfica, luz natural da manhã, estilo corporativo tech, tons de azul e prata, alta resolução 8k.</w:t>
+        <w:t xml:space="preserve">Fotografia realista de um gestor de empresas moderno e sorridente, utilizando um tablet em um escritório de vidro com vista para a cidade. Iluminação cinematográfica, luz natural da manhã, estilo corporativo tech, tons de azul e prata, alta resolução </w:t>
+      </w:r>
+      <w:r>
+        <w:rPr>
+          <w:color w:val="1F1F1F"/>
+        </w:rPr>
+        <w:t>4</w:t>
+      </w:r>
+      <w:r>
+        <w:rPr>
+          <w:color w:val="1F1F1F"/>
+        </w:rPr>
+        <w:t>k.</w:t>
       </w:r>
     </w:p>
     <w:p>
       <w:pPr>
+        <w:pStyle w:val="NormalWeb"/>
+        <w:spacing w:after="240" w:afterAutospacing="0"/>
+        <w:rPr>
+          <w:color w:val="1F1F1F"/>
+        </w:rPr>
+      </w:pPr>
+    </w:p>
+    <w:p>
+      <w:pPr>
+        <w:pStyle w:val="NormalWeb"/>
+        <w:spacing w:after="240" w:afterAutospacing="0"/>
+        <w:rPr>
+          <w:color w:val="1F1F1F"/>
+        </w:rPr>
+      </w:pPr>
+    </w:p>
+    <w:p>
+      <w:pPr>
         <w:pStyle w:val="Ttulo2"/>
         <w:spacing w:after="120"/>
         <w:rPr>
           <w:rFonts w:ascii="Times New Roman" w:hAnsi="Times New Roman" w:cs="Times New Roman"/>
+          <w:b/>
+          <w:bCs/>
           <w:color w:val="1F1F1F"/>
           <w:szCs w:val="24"/>
         </w:rPr>
@@ -762,37 +637,22 @@
       <w:r>
         <w:rPr>
           <w:rFonts w:ascii="Segoe UI Emoji" w:hAnsi="Segoe UI Emoji" w:cs="Segoe UI Emoji"/>
+          <w:b/>
+          <w:bCs/>
           <w:color w:val="1F1F1F"/>
           <w:szCs w:val="24"/>
         </w:rPr>
-        <w:lastRenderedPageBreak/>
         <w:t>📊</w:t>
       </w:r>
       <w:r>
         <w:rPr>
           <w:rFonts w:ascii="Times New Roman" w:hAnsi="Times New Roman" w:cs="Times New Roman"/>
+          <w:b/>
+          <w:bCs/>
           <w:color w:val="1F1F1F"/>
           <w:szCs w:val="24"/>
         </w:rPr>
-        <w:t xml:space="preserve"> Missão 2: A Capa do Blog (</w:t>
-      </w:r>
-      <w:proofErr w:type="spellStart"/>
-      <w:r>
-        <w:rPr>
-          <w:rFonts w:ascii="Times New Roman" w:hAnsi="Times New Roman" w:cs="Times New Roman"/>
-          <w:color w:val="1F1F1F"/>
-          <w:szCs w:val="24"/>
-        </w:rPr>
-        <w:t>Thumbnails</w:t>
-      </w:r>
-      <w:proofErr w:type="spellEnd"/>
-      <w:r>
-        <w:rPr>
-          <w:rFonts w:ascii="Times New Roman" w:hAnsi="Times New Roman" w:cs="Times New Roman"/>
-          <w:color w:val="1F1F1F"/>
-          <w:szCs w:val="24"/>
-        </w:rPr>
-        <w:t>)</w:t>
+        <w:t xml:space="preserve"> Missão 2: A Capa do Blog (Thumbnails)</w:t>
       </w:r>
     </w:p>
     <w:p>
@@ -848,21 +708,7 @@
         <w:rPr>
           <w:color w:val="1F1F1F"/>
         </w:rPr>
-        <w:t>, faturamos R$ 2.500 apenas porque alguém leu nosso artigo "3 Sinais de que a empresa precisa de SaaS". Para que mais pessoas cliquem nesse artigo no Google, ele precisa de uma "Capa" (</w:t>
-      </w:r>
-      <w:proofErr w:type="spellStart"/>
-      <w:r>
-        <w:rPr>
-          <w:color w:val="1F1F1F"/>
-        </w:rPr>
-        <w:t>Thumbnail</w:t>
-      </w:r>
-      <w:proofErr w:type="spellEnd"/>
-      <w:r>
-        <w:rPr>
-          <w:color w:val="1F1F1F"/>
-        </w:rPr>
-        <w:t>) profissional.</w:t>
+        <w:t>, faturamos R$ 2.500 apenas porque alguém leu nosso artigo "3 Sinais de que a empresa precisa de SaaS". Para que mais pessoas cliquem nesse artigo no Google, ele precisa de uma "Capa" (Thumbnail) profissional.</w:t>
       </w:r>
     </w:p>
     <w:p>
@@ -904,29 +750,35 @@
         <w:rPr>
           <w:color w:val="1F1F1F"/>
         </w:rPr>
-        <w:t xml:space="preserve">Ilustração vetorial em estilo flat design, minimalista e corporativa. Mostra uma engrenagem de tecnologia se conectando a um gráfico de crescimento financeiro. Cores </w:t>
-      </w:r>
-      <w:proofErr w:type="gramStart"/>
-      <w:r>
-        <w:rPr>
-          <w:color w:val="1F1F1F"/>
-        </w:rPr>
-        <w:t>vibrantes</w:t>
-      </w:r>
-      <w:proofErr w:type="gramEnd"/>
-      <w:r>
-        <w:rPr>
-          <w:color w:val="1F1F1F"/>
-        </w:rPr>
-        <w:t xml:space="preserve"> mas profissionais, fundo sólido e limpo. Sem texto na imagem. Ideal para capa de artigo de blog de tecnologia B2B.</w:t>
+        <w:t>Ilustração vetorial em estilo flat design, minimalista e corporativa. Mostra uma engrenagem de tecnologia se conectando a um gráfico de crescimento financeiro. Cores vibrantes mas profissionais, fundo sólido e limpo. Sem texto na imagem. Ideal para capa de artigo de blog de tecnologia B2B.</w:t>
       </w:r>
     </w:p>
     <w:p>
       <w:pPr>
+        <w:pStyle w:val="NormalWeb"/>
+        <w:spacing w:after="240" w:afterAutospacing="0"/>
+        <w:rPr>
+          <w:color w:val="1F1F1F"/>
+        </w:rPr>
+      </w:pPr>
+    </w:p>
+    <w:p>
+      <w:pPr>
+        <w:pStyle w:val="NormalWeb"/>
+        <w:spacing w:after="240" w:afterAutospacing="0"/>
+        <w:rPr>
+          <w:color w:val="1F1F1F"/>
+        </w:rPr>
+      </w:pPr>
+    </w:p>
+    <w:p>
+      <w:pPr>
         <w:pStyle w:val="Ttulo2"/>
         <w:spacing w:after="120"/>
         <w:rPr>
           <w:rFonts w:ascii="Times New Roman" w:hAnsi="Times New Roman" w:cs="Times New Roman"/>
+          <w:b/>
+          <w:bCs/>
           <w:color w:val="1F1F1F"/>
           <w:szCs w:val="24"/>
         </w:rPr>
@@ -934,6 +786,8 @@
       <w:r>
         <w:rPr>
           <w:rFonts w:ascii="Segoe UI Emoji" w:hAnsi="Segoe UI Emoji" w:cs="Segoe UI Emoji"/>
+          <w:b/>
+          <w:bCs/>
           <w:color w:val="1F1F1F"/>
           <w:szCs w:val="24"/>
         </w:rPr>
@@ -942,6 +796,8 @@
       <w:r>
         <w:rPr>
           <w:rFonts w:ascii="Times New Roman" w:hAnsi="Times New Roman" w:cs="Times New Roman"/>
+          <w:b/>
+          <w:bCs/>
           <w:color w:val="1F1F1F"/>
           <w:szCs w:val="24"/>
         </w:rPr>
@@ -1062,6 +918,7 @@
           <w:color w:val="1F1F1F"/>
           <w:szCs w:val="24"/>
         </w:rPr>
+        <w:lastRenderedPageBreak/>
         <w:t>⚡</w:t>
       </w:r>
       <w:r>
@@ -1070,25 +927,17 @@
           <w:color w:val="1F1F1F"/>
           <w:szCs w:val="24"/>
         </w:rPr>
-        <w:t xml:space="preserve"> Missão 4: O "</w:t>
-      </w:r>
-      <w:proofErr w:type="spellStart"/>
+        <w:t xml:space="preserve"> </w:t>
+      </w:r>
       <w:r>
         <w:rPr>
           <w:rFonts w:ascii="Times New Roman" w:hAnsi="Times New Roman" w:cs="Times New Roman"/>
+          <w:b/>
+          <w:bCs/>
           <w:color w:val="1F1F1F"/>
           <w:szCs w:val="24"/>
         </w:rPr>
-        <w:t>Uncanny</w:t>
-      </w:r>
-      <w:proofErr w:type="spellEnd"/>
-      <w:r>
-        <w:rPr>
-          <w:rFonts w:ascii="Times New Roman" w:hAnsi="Times New Roman" w:cs="Times New Roman"/>
-          <w:color w:val="1F1F1F"/>
-          <w:szCs w:val="24"/>
-        </w:rPr>
-        <w:t xml:space="preserve"> Valley" (Vale da Estranheza) e Direitos Autorais</w:t>
+        <w:t>Missão 4: O "Uncanny Valley" (Vale da Estranheza) e Direitos Autorais</w:t>
       </w:r>
     </w:p>
     <w:p>
@@ -1140,21 +989,7 @@
         <w:rPr>
           <w:color w:val="1F1F1F"/>
         </w:rPr>
-        <w:t xml:space="preserve"> Às vezes, a IA gera pessoas com 6 dedos ou sorrisos assustadores (o chamado Vale da Estranheza). Isso destrói a credibilidade da </w:t>
-      </w:r>
-      <w:proofErr w:type="spellStart"/>
-      <w:r>
-        <w:rPr>
-          <w:color w:val="1F1F1F"/>
-        </w:rPr>
-        <w:t>TechFlow</w:t>
-      </w:r>
-      <w:proofErr w:type="spellEnd"/>
-      <w:r>
-        <w:rPr>
-          <w:color w:val="1F1F1F"/>
-        </w:rPr>
-        <w:t>.</w:t>
+        <w:t xml:space="preserve"> Às vezes, a IA gera pessoas com 6 dedos ou sorrisos assustadores (o chamado Vale da Estranheza). Isso destrói a credibilidade da TechFlow.</w:t>
       </w:r>
     </w:p>
     <w:p>
@@ -1262,7 +1097,6 @@
           <w:color w:val="1F1F1F"/>
           <w:bdr w:val="none" w:sz="0" w:space="0" w:color="auto" w:frame="1"/>
         </w:rPr>
-        <w:lastRenderedPageBreak/>
         <w:t>🎯</w:t>
       </w:r>
       <w:r>
@@ -1290,9 +1124,23 @@
           <w:color w:val="1F1F1F"/>
           <w:bdr w:val="none" w:sz="0" w:space="0" w:color="auto" w:frame="1"/>
         </w:rPr>
-        <w:t>[Papel</w:t>
-      </w:r>
-      <w:proofErr w:type="gramStart"/>
+        <w:t>[Papel]</w:t>
+      </w:r>
+      <w:r>
+        <w:rPr>
+          <w:color w:val="1F1F1F"/>
+        </w:rPr>
+        <w:t xml:space="preserve"> Atue como Advogado de Propriedade Intelectual e Especialista em Branding da TechFlow.</w:t>
+      </w:r>
+    </w:p>
+    <w:p>
+      <w:pPr>
+        <w:pStyle w:val="NormalWeb"/>
+        <w:spacing w:after="0" w:afterAutospacing="0"/>
+        <w:rPr>
+          <w:color w:val="1F1F1F"/>
+        </w:rPr>
+      </w:pPr>
       <w:r>
         <w:rPr>
           <w:rStyle w:val="Forte"/>
@@ -1300,34 +1148,13 @@
           <w:color w:val="1F1F1F"/>
           <w:bdr w:val="none" w:sz="0" w:space="0" w:color="auto" w:frame="1"/>
         </w:rPr>
-        <w:t>]</w:t>
-      </w:r>
-      <w:r>
-        <w:rPr>
-          <w:color w:val="1F1F1F"/>
-        </w:rPr>
-        <w:t xml:space="preserve"> Atue</w:t>
-      </w:r>
-      <w:proofErr w:type="gramEnd"/>
-      <w:r>
-        <w:rPr>
-          <w:color w:val="1F1F1F"/>
-        </w:rPr>
-        <w:t xml:space="preserve"> como Advogado de Propriedade Intelectual e Especialista em Branding da </w:t>
-      </w:r>
-      <w:proofErr w:type="spellStart"/>
-      <w:r>
-        <w:rPr>
-          <w:color w:val="1F1F1F"/>
-        </w:rPr>
-        <w:t>TechFlow</w:t>
-      </w:r>
-      <w:proofErr w:type="spellEnd"/>
-      <w:r>
-        <w:rPr>
-          <w:color w:val="1F1F1F"/>
-        </w:rPr>
-        <w:t>.</w:t>
+        <w:t>[Tarefa]</w:t>
+      </w:r>
+      <w:r>
+        <w:rPr>
+          <w:color w:val="1F1F1F"/>
+        </w:rPr>
+        <w:t xml:space="preserve"> Escreva um guia rápido de 3 regras para nossos funcionários sobre o uso de imagens de IA em anúncios pagos (Google Ads), prevenindo o uso de logos de outras marcas gerados acidentalmente e evitando a publicação de mãos/rostos deformados.</w:t>
       </w:r>
     </w:p>
     <w:p>
@@ -1338,38 +1165,6 @@
           <w:color w:val="1F1F1F"/>
         </w:rPr>
       </w:pPr>
-      <w:r>
-        <w:rPr>
-          <w:rStyle w:val="Forte"/>
-          <w:rFonts w:eastAsiaTheme="majorEastAsia"/>
-          <w:color w:val="1F1F1F"/>
-          <w:bdr w:val="none" w:sz="0" w:space="0" w:color="auto" w:frame="1"/>
-        </w:rPr>
-        <w:t>[Tarefa</w:t>
-      </w:r>
-      <w:proofErr w:type="gramStart"/>
-      <w:r>
-        <w:rPr>
-          <w:rStyle w:val="Forte"/>
-          <w:rFonts w:eastAsiaTheme="majorEastAsia"/>
-          <w:color w:val="1F1F1F"/>
-          <w:bdr w:val="none" w:sz="0" w:space="0" w:color="auto" w:frame="1"/>
-        </w:rPr>
-        <w:t>]</w:t>
-      </w:r>
-      <w:r>
-        <w:rPr>
-          <w:color w:val="1F1F1F"/>
-        </w:rPr>
-        <w:t xml:space="preserve"> Escreva</w:t>
-      </w:r>
-      <w:proofErr w:type="gramEnd"/>
-      <w:r>
-        <w:rPr>
-          <w:color w:val="1F1F1F"/>
-        </w:rPr>
-        <w:t xml:space="preserve"> um guia rápido de 3 regras para nossos funcionários sobre o uso de imagens de IA em anúncios pagos (Google Ads), prevenindo o uso de logos de outras marcas gerados acidentalmente e evitando a publicação de mãos/rostos deformados.</w:t>
-      </w:r>
     </w:p>
     <w:p>
       <w:pPr>
@@ -1381,32 +1176,310 @@
       </w:pPr>
       <w:r>
         <w:rPr>
+          <w:color w:val="1F1F1F"/>
+        </w:rPr>
+        <w:t>Resultado:</w:t>
+      </w:r>
+    </w:p>
+    <w:p>
+      <w:pPr>
+        <w:pStyle w:val="Ttulo3"/>
+        <w:spacing w:after="120" w:afterAutospacing="0"/>
+        <w:rPr>
+          <w:color w:val="1F1F1F"/>
+        </w:rPr>
+      </w:pPr>
+      <w:r>
+        <w:rPr>
+          <w:color w:val="1F1F1F"/>
+        </w:rPr>
+        <w:t>Guia Rápido: Compliance e Integridade Visual em Anúncios de IA</w:t>
+      </w:r>
+    </w:p>
+    <w:p>
+      <w:pPr>
+        <w:pStyle w:val="NormalWeb"/>
+        <w:spacing w:after="0" w:afterAutospacing="0"/>
+        <w:rPr>
+          <w:color w:val="1F1F1F"/>
+        </w:rPr>
+      </w:pPr>
+      <w:r>
+        <w:rPr>
+          <w:b/>
+          <w:bCs/>
+          <w:color w:val="1F1F1F"/>
+          <w:bdr w:val="none" w:sz="0" w:space="0" w:color="auto" w:frame="1"/>
+        </w:rPr>
+        <w:t>1. Blindagem de Propriedade Intelectual (Foco em Marcas de Terceiros)</w:t>
+      </w:r>
+    </w:p>
+    <w:p>
+      <w:pPr>
+        <w:pStyle w:val="NormalWeb"/>
+        <w:spacing w:after="150" w:afterAutospacing="0"/>
+        <w:rPr>
+          <w:color w:val="1F1F1F"/>
+        </w:rPr>
+      </w:pPr>
+      <w:r>
+        <w:rPr>
+          <w:color w:val="1F1F1F"/>
+        </w:rPr>
+        <w:t>É expressamente proibido o uso de imagens que contenham logos, símbolos ou padrões visuais que remetam a outras empresas, mesmo que gerados acidentalmente pela IA. Modelos de IA costumam "alucinar" fragmentos de marcas famosas em fundos de imagem.</w:t>
+      </w:r>
+    </w:p>
+    <w:p>
+      <w:pPr>
+        <w:pStyle w:val="NormalWeb"/>
+        <w:numPr>
+          <w:ilvl w:val="0"/>
+          <w:numId w:val="46"/>
+        </w:numPr>
+        <w:spacing w:after="0" w:afterAutospacing="0"/>
+        <w:rPr>
+          <w:color w:val="1F1F1F"/>
+        </w:rPr>
+      </w:pPr>
+      <w:r>
+        <w:rPr>
+          <w:b/>
+          <w:bCs/>
+          <w:color w:val="1F1F1F"/>
+          <w:bdr w:val="none" w:sz="0" w:space="0" w:color="auto" w:frame="1"/>
+        </w:rPr>
+        <w:t>A regra:</w:t>
+      </w:r>
+      <w:r>
+        <w:rPr>
+          <w:color w:val="1F1F1F"/>
+        </w:rPr>
+        <w:t xml:space="preserve"> Antes de subir o anúncio, verifique fundos, vestuários e dispositivos (telas de laptops/tablets) na imagem. Utilize </w:t>
+      </w:r>
+      <w:r>
+        <w:rPr>
+          <w:i/>
+          <w:iCs/>
+          <w:color w:val="1F1F1F"/>
+          <w:bdr w:val="none" w:sz="0" w:space="0" w:color="auto" w:frame="1"/>
+        </w:rPr>
+        <w:t>Negative Prompts</w:t>
+      </w:r>
+      <w:r>
+        <w:rPr>
+          <w:color w:val="1F1F1F"/>
+        </w:rPr>
+        <w:t xml:space="preserve"> como "logos, trademarks, text, watermarks" no processo de geração para minimizar riscos.</w:t>
+      </w:r>
+    </w:p>
+    <w:p>
+      <w:pPr>
+        <w:pStyle w:val="NormalWeb"/>
+        <w:spacing w:after="0" w:afterAutospacing="0"/>
+        <w:rPr>
+          <w:color w:val="1F1F1F"/>
+        </w:rPr>
+      </w:pPr>
+      <w:r>
+        <w:rPr>
+          <w:b/>
+          <w:bCs/>
+          <w:color w:val="1F1F1F"/>
+          <w:bdr w:val="none" w:sz="0" w:space="0" w:color="auto" w:frame="1"/>
+        </w:rPr>
+        <w:t>2. Auditoria Biométrica e Estética (Adeus ao "Vale da Estranheza")</w:t>
+      </w:r>
+    </w:p>
+    <w:p>
+      <w:pPr>
+        <w:pStyle w:val="NormalWeb"/>
+        <w:spacing w:after="150" w:afterAutospacing="0"/>
+        <w:rPr>
+          <w:color w:val="1F1F1F"/>
+        </w:rPr>
+      </w:pPr>
+      <w:r>
+        <w:rPr>
+          <w:color w:val="1F1F1F"/>
+        </w:rPr>
+        <w:t>Para uma empresa de tecnologia como a TechFlow, a precisão é um valor inegociável. Publicar anúncios com mãos de seis dedos, olhos desalinhados ou rostos deformados comunica desleixo técnico e destrói a confiança do lead.</w:t>
+      </w:r>
+    </w:p>
+    <w:p>
+      <w:pPr>
+        <w:pStyle w:val="NormalWeb"/>
+        <w:numPr>
+          <w:ilvl w:val="0"/>
+          <w:numId w:val="47"/>
+        </w:numPr>
+        <w:spacing w:after="0" w:afterAutospacing="0"/>
+        <w:rPr>
+          <w:color w:val="1F1F1F"/>
+        </w:rPr>
+      </w:pPr>
+      <w:r>
+        <w:rPr>
+          <w:b/>
+          <w:bCs/>
+          <w:color w:val="1F1F1F"/>
+          <w:bdr w:val="none" w:sz="0" w:space="0" w:color="auto" w:frame="1"/>
+        </w:rPr>
+        <w:t>A regra:</w:t>
+      </w:r>
+      <w:r>
+        <w:rPr>
+          <w:color w:val="1F1F1F"/>
+        </w:rPr>
+        <w:t xml:space="preserve"> Aplique um zoom de 200% em extremidades (mãos e pés) e traços faciais. Se houver qualquer deformidade anatômica, a imagem deve ser </w:t>
+      </w:r>
+      <w:r>
+        <w:rPr>
+          <w:color w:val="1F1F1F"/>
+        </w:rPr>
+        <w:lastRenderedPageBreak/>
+        <w:t xml:space="preserve">submetida a ferramentas de </w:t>
+      </w:r>
+      <w:r>
+        <w:rPr>
+          <w:i/>
+          <w:iCs/>
+          <w:color w:val="1F1F1F"/>
+          <w:bdr w:val="none" w:sz="0" w:space="0" w:color="auto" w:frame="1"/>
+        </w:rPr>
+        <w:t>In-painting</w:t>
+      </w:r>
+      <w:r>
+        <w:rPr>
+          <w:color w:val="1F1F1F"/>
+        </w:rPr>
+        <w:t xml:space="preserve"> para correção ou descartada. Imagens tecnicamente falhas não representam nossa excelência.</w:t>
+      </w:r>
+    </w:p>
+    <w:p>
+      <w:pPr>
+        <w:pStyle w:val="NormalWeb"/>
+        <w:spacing w:after="0" w:afterAutospacing="0"/>
+        <w:rPr>
+          <w:color w:val="1F1F1F"/>
+        </w:rPr>
+      </w:pPr>
+      <w:r>
+        <w:rPr>
+          <w:b/>
+          <w:bCs/>
+          <w:color w:val="1F1F1F"/>
+          <w:bdr w:val="none" w:sz="0" w:space="0" w:color="auto" w:frame="1"/>
+        </w:rPr>
+        <w:t>3. Protocolo de Homologação Humana (O Olhar Final)</w:t>
+      </w:r>
+    </w:p>
+    <w:p>
+      <w:pPr>
+        <w:pStyle w:val="NormalWeb"/>
+        <w:spacing w:after="150" w:afterAutospacing="0"/>
+        <w:rPr>
+          <w:color w:val="1F1F1F"/>
+        </w:rPr>
+      </w:pPr>
+      <w:r>
+        <w:rPr>
+          <w:color w:val="1F1F1F"/>
+        </w:rPr>
+        <w:t>A IA é o nosso motor de criação, mas nunca o nosso editor final. Nenhuma imagem gerada por IA pode ser enviada diretamente para o Google Ads sem passar pela revisão de um integrante da equipe de Branding ou Design.</w:t>
+      </w:r>
+    </w:p>
+    <w:p>
+      <w:pPr>
+        <w:pStyle w:val="NormalWeb"/>
+        <w:numPr>
+          <w:ilvl w:val="0"/>
+          <w:numId w:val="48"/>
+        </w:numPr>
+        <w:spacing w:after="0" w:afterAutospacing="0"/>
+        <w:rPr>
+          <w:color w:val="1F1F1F"/>
+        </w:rPr>
+      </w:pPr>
+      <w:r>
+        <w:rPr>
+          <w:b/>
+          <w:bCs/>
+          <w:color w:val="1F1F1F"/>
+          <w:bdr w:val="none" w:sz="0" w:space="0" w:color="auto" w:frame="1"/>
+        </w:rPr>
+        <w:t>A regra:</w:t>
+      </w:r>
+      <w:r>
+        <w:rPr>
+          <w:color w:val="1F1F1F"/>
+        </w:rPr>
+        <w:t xml:space="preserve"> O "Selo de Aprovação Humana" deve validar se a imagem está livre de artefatos digitais e se está em total conformidade com o nosso </w:t>
+      </w:r>
+      <w:r>
+        <w:rPr>
+          <w:b/>
+          <w:bCs/>
+          <w:color w:val="1F1F1F"/>
+          <w:bdr w:val="none" w:sz="0" w:space="0" w:color="auto" w:frame="1"/>
+        </w:rPr>
+        <w:t>Manual de Tom de Voz</w:t>
+      </w:r>
+      <w:r>
+        <w:rPr>
+          <w:color w:val="1F1F1F"/>
+        </w:rPr>
+        <w:t>. Se a imagem parecer "artificial demais" ou "falsa", ela falha no critério de conexão humana necessária para vendas B2B.</w:t>
+      </w:r>
+    </w:p>
+    <w:p>
+      <w:pPr>
+        <w:pStyle w:val="NormalWeb"/>
+        <w:spacing w:after="0" w:afterAutospacing="0"/>
+        <w:rPr>
+          <w:color w:val="1F1F1F"/>
+        </w:rPr>
+      </w:pPr>
+      <w:r>
+        <w:rPr>
+          <w:b/>
+          <w:bCs/>
+          <w:color w:val="1F1F1F"/>
+          <w:bdr w:val="none" w:sz="0" w:space="0" w:color="auto" w:frame="1"/>
+        </w:rPr>
+        <w:t>Nota Jurídica:</w:t>
+      </w:r>
+      <w:r>
+        <w:rPr>
+          <w:color w:val="1F1F1F"/>
+        </w:rPr>
+        <w:t xml:space="preserve"> Lembre-se de que, conforme a legislação atual, a proteção de direitos autorais para obras geradas puramente por IA ainda é uma zona cinzenta. Portanto, priorizamos imagens com intervenção humana significativa para garantir a titularidade da nossa propriedade intelectual.</w:t>
+      </w:r>
+    </w:p>
+    <w:p>
+      <w:pPr>
+        <w:pStyle w:val="NormalWeb"/>
+        <w:spacing w:after="0" w:afterAutospacing="0"/>
+        <w:rPr>
+          <w:color w:val="1F1F1F"/>
+        </w:rPr>
+      </w:pPr>
+    </w:p>
+    <w:p>
+      <w:pPr>
+        <w:pStyle w:val="NormalWeb"/>
+        <w:spacing w:after="0" w:afterAutospacing="0"/>
+        <w:rPr>
+          <w:color w:val="1F1F1F"/>
+        </w:rPr>
+      </w:pPr>
+      <w:r>
+        <w:rPr>
           <w:rStyle w:val="nfase"/>
           <w:rFonts w:eastAsiaTheme="majorEastAsia"/>
           <w:color w:val="1F1F1F"/>
           <w:bdr w:val="none" w:sz="0" w:space="0" w:color="auto" w:frame="1"/>
         </w:rPr>
-        <w:t xml:space="preserve">Ao finalizar esta aula, a </w:t>
-      </w:r>
-      <w:proofErr w:type="spellStart"/>
-      <w:r>
-        <w:rPr>
-          <w:rStyle w:val="nfase"/>
-          <w:rFonts w:eastAsiaTheme="majorEastAsia"/>
-          <w:color w:val="1F1F1F"/>
-          <w:bdr w:val="none" w:sz="0" w:space="0" w:color="auto" w:frame="1"/>
-        </w:rPr>
-        <w:t>TechFlow</w:t>
-      </w:r>
-      <w:proofErr w:type="spellEnd"/>
-      <w:r>
-        <w:rPr>
-          <w:rStyle w:val="nfase"/>
-          <w:rFonts w:eastAsiaTheme="majorEastAsia"/>
-          <w:color w:val="1F1F1F"/>
-          <w:bdr w:val="none" w:sz="0" w:space="0" w:color="auto" w:frame="1"/>
-        </w:rPr>
-        <w:t xml:space="preserve"> é agora autossuficiente na criação de textos e imagens. Na próxima aula (Aula 44), focaremos em como espalhar esse conteúdo de forma inteligente no motor de busca do Google (SEO com IA).</w:t>
+        <w:t>Ao finalizar esta aula, a TechFlow é agora autossuficiente na criação de textos e imagens. Na próxima aula (Aula 44), focaremos em como espalhar esse conteúdo de forma inteligente no motor de busca do Google (SEO com IA).</w:t>
       </w:r>
     </w:p>
     <w:p>
@@ -2889,6 +2962,304 @@
     </w:lvl>
   </w:abstractNum>
   <w:abstractNum w:abstractNumId="14" w15:restartNumberingAfterBreak="0">
+    <w:nsid w:val="1B6A747F"/>
+    <w:multiLevelType w:val="multilevel"/>
+    <w:tmpl w:val="E402C8C6"/>
+    <w:lvl w:ilvl="0">
+      <w:start w:val="1"/>
+      <w:numFmt w:val="bullet"/>
+      <w:lvlText w:val=""/>
+      <w:lvlJc w:val="left"/>
+      <w:pPr>
+        <w:tabs>
+          <w:tab w:val="num" w:pos="720"/>
+        </w:tabs>
+        <w:ind w:left="720" w:hanging="360"/>
+      </w:pPr>
+      <w:rPr>
+        <w:rFonts w:ascii="Symbol" w:hAnsi="Symbol" w:hint="default"/>
+        <w:sz w:val="20"/>
+      </w:rPr>
+    </w:lvl>
+    <w:lvl w:ilvl="1" w:tentative="1">
+      <w:start w:val="1"/>
+      <w:numFmt w:val="bullet"/>
+      <w:lvlText w:val="o"/>
+      <w:lvlJc w:val="left"/>
+      <w:pPr>
+        <w:tabs>
+          <w:tab w:val="num" w:pos="1440"/>
+        </w:tabs>
+        <w:ind w:left="1440" w:hanging="360"/>
+      </w:pPr>
+      <w:rPr>
+        <w:rFonts w:ascii="Courier New" w:hAnsi="Courier New" w:hint="default"/>
+        <w:sz w:val="20"/>
+      </w:rPr>
+    </w:lvl>
+    <w:lvl w:ilvl="2" w:tentative="1">
+      <w:start w:val="1"/>
+      <w:numFmt w:val="bullet"/>
+      <w:lvlText w:val=""/>
+      <w:lvlJc w:val="left"/>
+      <w:pPr>
+        <w:tabs>
+          <w:tab w:val="num" w:pos="2160"/>
+        </w:tabs>
+        <w:ind w:left="2160" w:hanging="360"/>
+      </w:pPr>
+      <w:rPr>
+        <w:rFonts w:ascii="Wingdings" w:hAnsi="Wingdings" w:hint="default"/>
+        <w:sz w:val="20"/>
+      </w:rPr>
+    </w:lvl>
+    <w:lvl w:ilvl="3" w:tentative="1">
+      <w:start w:val="1"/>
+      <w:numFmt w:val="bullet"/>
+      <w:lvlText w:val=""/>
+      <w:lvlJc w:val="left"/>
+      <w:pPr>
+        <w:tabs>
+          <w:tab w:val="num" w:pos="2880"/>
+        </w:tabs>
+        <w:ind w:left="2880" w:hanging="360"/>
+      </w:pPr>
+      <w:rPr>
+        <w:rFonts w:ascii="Wingdings" w:hAnsi="Wingdings" w:hint="default"/>
+        <w:sz w:val="20"/>
+      </w:rPr>
+    </w:lvl>
+    <w:lvl w:ilvl="4" w:tentative="1">
+      <w:start w:val="1"/>
+      <w:numFmt w:val="bullet"/>
+      <w:lvlText w:val=""/>
+      <w:lvlJc w:val="left"/>
+      <w:pPr>
+        <w:tabs>
+          <w:tab w:val="num" w:pos="3600"/>
+        </w:tabs>
+        <w:ind w:left="3600" w:hanging="360"/>
+      </w:pPr>
+      <w:rPr>
+        <w:rFonts w:ascii="Wingdings" w:hAnsi="Wingdings" w:hint="default"/>
+        <w:sz w:val="20"/>
+      </w:rPr>
+    </w:lvl>
+    <w:lvl w:ilvl="5" w:tentative="1">
+      <w:start w:val="1"/>
+      <w:numFmt w:val="bullet"/>
+      <w:lvlText w:val=""/>
+      <w:lvlJc w:val="left"/>
+      <w:pPr>
+        <w:tabs>
+          <w:tab w:val="num" w:pos="4320"/>
+        </w:tabs>
+        <w:ind w:left="4320" w:hanging="360"/>
+      </w:pPr>
+      <w:rPr>
+        <w:rFonts w:ascii="Wingdings" w:hAnsi="Wingdings" w:hint="default"/>
+        <w:sz w:val="20"/>
+      </w:rPr>
+    </w:lvl>
+    <w:lvl w:ilvl="6" w:tentative="1">
+      <w:start w:val="1"/>
+      <w:numFmt w:val="bullet"/>
+      <w:lvlText w:val=""/>
+      <w:lvlJc w:val="left"/>
+      <w:pPr>
+        <w:tabs>
+          <w:tab w:val="num" w:pos="5040"/>
+        </w:tabs>
+        <w:ind w:left="5040" w:hanging="360"/>
+      </w:pPr>
+      <w:rPr>
+        <w:rFonts w:ascii="Wingdings" w:hAnsi="Wingdings" w:hint="default"/>
+        <w:sz w:val="20"/>
+      </w:rPr>
+    </w:lvl>
+    <w:lvl w:ilvl="7" w:tentative="1">
+      <w:start w:val="1"/>
+      <w:numFmt w:val="bullet"/>
+      <w:lvlText w:val=""/>
+      <w:lvlJc w:val="left"/>
+      <w:pPr>
+        <w:tabs>
+          <w:tab w:val="num" w:pos="5760"/>
+        </w:tabs>
+        <w:ind w:left="5760" w:hanging="360"/>
+      </w:pPr>
+      <w:rPr>
+        <w:rFonts w:ascii="Wingdings" w:hAnsi="Wingdings" w:hint="default"/>
+        <w:sz w:val="20"/>
+      </w:rPr>
+    </w:lvl>
+    <w:lvl w:ilvl="8" w:tentative="1">
+      <w:start w:val="1"/>
+      <w:numFmt w:val="bullet"/>
+      <w:lvlText w:val=""/>
+      <w:lvlJc w:val="left"/>
+      <w:pPr>
+        <w:tabs>
+          <w:tab w:val="num" w:pos="6480"/>
+        </w:tabs>
+        <w:ind w:left="6480" w:hanging="360"/>
+      </w:pPr>
+      <w:rPr>
+        <w:rFonts w:ascii="Wingdings" w:hAnsi="Wingdings" w:hint="default"/>
+        <w:sz w:val="20"/>
+      </w:rPr>
+    </w:lvl>
+  </w:abstractNum>
+  <w:abstractNum w:abstractNumId="15" w15:restartNumberingAfterBreak="0">
+    <w:nsid w:val="1E585C1E"/>
+    <w:multiLevelType w:val="multilevel"/>
+    <w:tmpl w:val="8C422B52"/>
+    <w:lvl w:ilvl="0">
+      <w:start w:val="1"/>
+      <w:numFmt w:val="bullet"/>
+      <w:lvlText w:val=""/>
+      <w:lvlJc w:val="left"/>
+      <w:pPr>
+        <w:tabs>
+          <w:tab w:val="num" w:pos="720"/>
+        </w:tabs>
+        <w:ind w:left="720" w:hanging="360"/>
+      </w:pPr>
+      <w:rPr>
+        <w:rFonts w:ascii="Symbol" w:hAnsi="Symbol" w:hint="default"/>
+        <w:sz w:val="20"/>
+      </w:rPr>
+    </w:lvl>
+    <w:lvl w:ilvl="1" w:tentative="1">
+      <w:start w:val="1"/>
+      <w:numFmt w:val="bullet"/>
+      <w:lvlText w:val="o"/>
+      <w:lvlJc w:val="left"/>
+      <w:pPr>
+        <w:tabs>
+          <w:tab w:val="num" w:pos="1440"/>
+        </w:tabs>
+        <w:ind w:left="1440" w:hanging="360"/>
+      </w:pPr>
+      <w:rPr>
+        <w:rFonts w:ascii="Courier New" w:hAnsi="Courier New" w:hint="default"/>
+        <w:sz w:val="20"/>
+      </w:rPr>
+    </w:lvl>
+    <w:lvl w:ilvl="2" w:tentative="1">
+      <w:start w:val="1"/>
+      <w:numFmt w:val="bullet"/>
+      <w:lvlText w:val=""/>
+      <w:lvlJc w:val="left"/>
+      <w:pPr>
+        <w:tabs>
+          <w:tab w:val="num" w:pos="2160"/>
+        </w:tabs>
+        <w:ind w:left="2160" w:hanging="360"/>
+      </w:pPr>
+      <w:rPr>
+        <w:rFonts w:ascii="Wingdings" w:hAnsi="Wingdings" w:hint="default"/>
+        <w:sz w:val="20"/>
+      </w:rPr>
+    </w:lvl>
+    <w:lvl w:ilvl="3" w:tentative="1">
+      <w:start w:val="1"/>
+      <w:numFmt w:val="bullet"/>
+      <w:lvlText w:val=""/>
+      <w:lvlJc w:val="left"/>
+      <w:pPr>
+        <w:tabs>
+          <w:tab w:val="num" w:pos="2880"/>
+        </w:tabs>
+        <w:ind w:left="2880" w:hanging="360"/>
+      </w:pPr>
+      <w:rPr>
+        <w:rFonts w:ascii="Wingdings" w:hAnsi="Wingdings" w:hint="default"/>
+        <w:sz w:val="20"/>
+      </w:rPr>
+    </w:lvl>
+    <w:lvl w:ilvl="4" w:tentative="1">
+      <w:start w:val="1"/>
+      <w:numFmt w:val="bullet"/>
+      <w:lvlText w:val=""/>
+      <w:lvlJc w:val="left"/>
+      <w:pPr>
+        <w:tabs>
+          <w:tab w:val="num" w:pos="3600"/>
+        </w:tabs>
+        <w:ind w:left="3600" w:hanging="360"/>
+      </w:pPr>
+      <w:rPr>
+        <w:rFonts w:ascii="Wingdings" w:hAnsi="Wingdings" w:hint="default"/>
+        <w:sz w:val="20"/>
+      </w:rPr>
+    </w:lvl>
+    <w:lvl w:ilvl="5" w:tentative="1">
+      <w:start w:val="1"/>
+      <w:numFmt w:val="bullet"/>
+      <w:lvlText w:val=""/>
+      <w:lvlJc w:val="left"/>
+      <w:pPr>
+        <w:tabs>
+          <w:tab w:val="num" w:pos="4320"/>
+        </w:tabs>
+        <w:ind w:left="4320" w:hanging="360"/>
+      </w:pPr>
+      <w:rPr>
+        <w:rFonts w:ascii="Wingdings" w:hAnsi="Wingdings" w:hint="default"/>
+        <w:sz w:val="20"/>
+      </w:rPr>
+    </w:lvl>
+    <w:lvl w:ilvl="6" w:tentative="1">
+      <w:start w:val="1"/>
+      <w:numFmt w:val="bullet"/>
+      <w:lvlText w:val=""/>
+      <w:lvlJc w:val="left"/>
+      <w:pPr>
+        <w:tabs>
+          <w:tab w:val="num" w:pos="5040"/>
+        </w:tabs>
+        <w:ind w:left="5040" w:hanging="360"/>
+      </w:pPr>
+      <w:rPr>
+        <w:rFonts w:ascii="Wingdings" w:hAnsi="Wingdings" w:hint="default"/>
+        <w:sz w:val="20"/>
+      </w:rPr>
+    </w:lvl>
+    <w:lvl w:ilvl="7" w:tentative="1">
+      <w:start w:val="1"/>
+      <w:numFmt w:val="bullet"/>
+      <w:lvlText w:val=""/>
+      <w:lvlJc w:val="left"/>
+      <w:pPr>
+        <w:tabs>
+          <w:tab w:val="num" w:pos="5760"/>
+        </w:tabs>
+        <w:ind w:left="5760" w:hanging="360"/>
+      </w:pPr>
+      <w:rPr>
+        <w:rFonts w:ascii="Wingdings" w:hAnsi="Wingdings" w:hint="default"/>
+        <w:sz w:val="20"/>
+      </w:rPr>
+    </w:lvl>
+    <w:lvl w:ilvl="8" w:tentative="1">
+      <w:start w:val="1"/>
+      <w:numFmt w:val="bullet"/>
+      <w:lvlText w:val=""/>
+      <w:lvlJc w:val="left"/>
+      <w:pPr>
+        <w:tabs>
+          <w:tab w:val="num" w:pos="6480"/>
+        </w:tabs>
+        <w:ind w:left="6480" w:hanging="360"/>
+      </w:pPr>
+      <w:rPr>
+        <w:rFonts w:ascii="Wingdings" w:hAnsi="Wingdings" w:hint="default"/>
+        <w:sz w:val="20"/>
+      </w:rPr>
+    </w:lvl>
+  </w:abstractNum>
+  <w:abstractNum w:abstractNumId="16" w15:restartNumberingAfterBreak="0">
     <w:nsid w:val="1E652E7E"/>
     <w:multiLevelType w:val="multilevel"/>
     <w:tmpl w:val="8EC6A7DE"/>
@@ -3037,7 +3408,7 @@
       </w:rPr>
     </w:lvl>
   </w:abstractNum>
-  <w:abstractNum w:abstractNumId="15" w15:restartNumberingAfterBreak="0">
+  <w:abstractNum w:abstractNumId="17" w15:restartNumberingAfterBreak="0">
     <w:nsid w:val="20E81D25"/>
     <w:multiLevelType w:val="hybridMultilevel"/>
     <w:tmpl w:val="ABAA0F6C"/>
@@ -3124,7 +3495,7 @@
       </w:pPr>
     </w:lvl>
   </w:abstractNum>
-  <w:abstractNum w:abstractNumId="16" w15:restartNumberingAfterBreak="0">
+  <w:abstractNum w:abstractNumId="18" w15:restartNumberingAfterBreak="0">
     <w:nsid w:val="237A46B0"/>
     <w:multiLevelType w:val="multilevel"/>
     <w:tmpl w:val="2FDC643C"/>
@@ -3273,7 +3644,7 @@
       </w:rPr>
     </w:lvl>
   </w:abstractNum>
-  <w:abstractNum w:abstractNumId="17" w15:restartNumberingAfterBreak="0">
+  <w:abstractNum w:abstractNumId="19" w15:restartNumberingAfterBreak="0">
     <w:nsid w:val="29CC1F36"/>
     <w:multiLevelType w:val="hybridMultilevel"/>
     <w:tmpl w:val="3F24955E"/>
@@ -3359,7 +3730,7 @@
       </w:pPr>
     </w:lvl>
   </w:abstractNum>
-  <w:abstractNum w:abstractNumId="18" w15:restartNumberingAfterBreak="0">
+  <w:abstractNum w:abstractNumId="20" w15:restartNumberingAfterBreak="0">
     <w:nsid w:val="2F591431"/>
     <w:multiLevelType w:val="hybridMultilevel"/>
     <w:tmpl w:val="A22857E2"/>
@@ -3445,7 +3816,7 @@
       </w:pPr>
     </w:lvl>
   </w:abstractNum>
-  <w:abstractNum w:abstractNumId="19" w15:restartNumberingAfterBreak="0">
+  <w:abstractNum w:abstractNumId="21" w15:restartNumberingAfterBreak="0">
     <w:nsid w:val="30CD5A6B"/>
     <w:multiLevelType w:val="multilevel"/>
     <w:tmpl w:val="2A18346E"/>
@@ -3594,7 +3965,7 @@
       </w:rPr>
     </w:lvl>
   </w:abstractNum>
-  <w:abstractNum w:abstractNumId="20" w15:restartNumberingAfterBreak="0">
+  <w:abstractNum w:abstractNumId="22" w15:restartNumberingAfterBreak="0">
     <w:nsid w:val="354C4FC3"/>
     <w:multiLevelType w:val="multilevel"/>
     <w:tmpl w:val="675C8ABE"/>
@@ -3743,7 +4114,7 @@
       </w:rPr>
     </w:lvl>
   </w:abstractNum>
-  <w:abstractNum w:abstractNumId="21" w15:restartNumberingAfterBreak="0">
+  <w:abstractNum w:abstractNumId="23" w15:restartNumberingAfterBreak="0">
     <w:nsid w:val="396806B9"/>
     <w:multiLevelType w:val="hybridMultilevel"/>
     <w:tmpl w:val="358CC896"/>
@@ -3829,7 +4200,7 @@
       </w:pPr>
     </w:lvl>
   </w:abstractNum>
-  <w:abstractNum w:abstractNumId="22" w15:restartNumberingAfterBreak="0">
+  <w:abstractNum w:abstractNumId="24" w15:restartNumberingAfterBreak="0">
     <w:nsid w:val="3D09404D"/>
     <w:multiLevelType w:val="multilevel"/>
     <w:tmpl w:val="2C647A2E"/>
@@ -3978,7 +4349,7 @@
       </w:rPr>
     </w:lvl>
   </w:abstractNum>
-  <w:abstractNum w:abstractNumId="23" w15:restartNumberingAfterBreak="0">
+  <w:abstractNum w:abstractNumId="25" w15:restartNumberingAfterBreak="0">
     <w:nsid w:val="40804110"/>
     <w:multiLevelType w:val="hybridMultilevel"/>
     <w:tmpl w:val="880EF2BC"/>
@@ -4064,7 +4435,7 @@
       </w:pPr>
     </w:lvl>
   </w:abstractNum>
-  <w:abstractNum w:abstractNumId="24" w15:restartNumberingAfterBreak="0">
+  <w:abstractNum w:abstractNumId="26" w15:restartNumberingAfterBreak="0">
     <w:nsid w:val="54C557F6"/>
     <w:multiLevelType w:val="multilevel"/>
     <w:tmpl w:val="7BEA237C"/>
@@ -4177,7 +4548,7 @@
       </w:pPr>
     </w:lvl>
   </w:abstractNum>
-  <w:abstractNum w:abstractNumId="25" w15:restartNumberingAfterBreak="0">
+  <w:abstractNum w:abstractNumId="27" w15:restartNumberingAfterBreak="0">
     <w:nsid w:val="57052313"/>
     <w:multiLevelType w:val="hybridMultilevel"/>
     <w:tmpl w:val="A3E8A778"/>
@@ -4263,7 +4634,7 @@
       </w:pPr>
     </w:lvl>
   </w:abstractNum>
-  <w:abstractNum w:abstractNumId="26" w15:restartNumberingAfterBreak="0">
+  <w:abstractNum w:abstractNumId="28" w15:restartNumberingAfterBreak="0">
     <w:nsid w:val="57C85D25"/>
     <w:multiLevelType w:val="hybridMultilevel"/>
     <w:tmpl w:val="332A3EF8"/>
@@ -4349,7 +4720,7 @@
       </w:pPr>
     </w:lvl>
   </w:abstractNum>
-  <w:abstractNum w:abstractNumId="27" w15:restartNumberingAfterBreak="0">
+  <w:abstractNum w:abstractNumId="29" w15:restartNumberingAfterBreak="0">
     <w:nsid w:val="5C0321BA"/>
     <w:multiLevelType w:val="hybridMultilevel"/>
     <w:tmpl w:val="1946DFFC"/>
@@ -4435,7 +4806,7 @@
       </w:pPr>
     </w:lvl>
   </w:abstractNum>
-  <w:abstractNum w:abstractNumId="28" w15:restartNumberingAfterBreak="0">
+  <w:abstractNum w:abstractNumId="30" w15:restartNumberingAfterBreak="0">
     <w:nsid w:val="619612F9"/>
     <w:multiLevelType w:val="hybridMultilevel"/>
     <w:tmpl w:val="3EA6F5C0"/>
@@ -4521,7 +4892,7 @@
       </w:pPr>
     </w:lvl>
   </w:abstractNum>
-  <w:abstractNum w:abstractNumId="29" w15:restartNumberingAfterBreak="0">
+  <w:abstractNum w:abstractNumId="31" w15:restartNumberingAfterBreak="0">
     <w:nsid w:val="636F6ADC"/>
     <w:multiLevelType w:val="multilevel"/>
     <w:tmpl w:val="81D087D0"/>
@@ -4670,7 +5041,7 @@
       </w:rPr>
     </w:lvl>
   </w:abstractNum>
-  <w:abstractNum w:abstractNumId="30" w15:restartNumberingAfterBreak="0">
+  <w:abstractNum w:abstractNumId="32" w15:restartNumberingAfterBreak="0">
     <w:nsid w:val="6424097C"/>
     <w:multiLevelType w:val="multilevel"/>
     <w:tmpl w:val="1C2053AC"/>
@@ -4819,7 +5190,7 @@
       </w:rPr>
     </w:lvl>
   </w:abstractNum>
-  <w:abstractNum w:abstractNumId="31" w15:restartNumberingAfterBreak="0">
+  <w:abstractNum w:abstractNumId="33" w15:restartNumberingAfterBreak="0">
     <w:nsid w:val="678C379C"/>
     <w:multiLevelType w:val="multilevel"/>
     <w:tmpl w:val="3FD652E4"/>
@@ -4968,7 +5339,7 @@
       </w:rPr>
     </w:lvl>
   </w:abstractNum>
-  <w:abstractNum w:abstractNumId="32" w15:restartNumberingAfterBreak="0">
+  <w:abstractNum w:abstractNumId="34" w15:restartNumberingAfterBreak="0">
     <w:nsid w:val="67E22450"/>
     <w:multiLevelType w:val="multilevel"/>
     <w:tmpl w:val="86FE6496"/>
@@ -5117,7 +5488,156 @@
       </w:rPr>
     </w:lvl>
   </w:abstractNum>
-  <w:abstractNum w:abstractNumId="33" w15:restartNumberingAfterBreak="0">
+  <w:abstractNum w:abstractNumId="35" w15:restartNumberingAfterBreak="0">
+    <w:nsid w:val="681E1759"/>
+    <w:multiLevelType w:val="multilevel"/>
+    <w:tmpl w:val="DF10290A"/>
+    <w:lvl w:ilvl="0">
+      <w:start w:val="1"/>
+      <w:numFmt w:val="bullet"/>
+      <w:lvlText w:val=""/>
+      <w:lvlJc w:val="left"/>
+      <w:pPr>
+        <w:tabs>
+          <w:tab w:val="num" w:pos="720"/>
+        </w:tabs>
+        <w:ind w:left="720" w:hanging="360"/>
+      </w:pPr>
+      <w:rPr>
+        <w:rFonts w:ascii="Symbol" w:hAnsi="Symbol" w:hint="default"/>
+        <w:sz w:val="20"/>
+      </w:rPr>
+    </w:lvl>
+    <w:lvl w:ilvl="1" w:tentative="1">
+      <w:start w:val="1"/>
+      <w:numFmt w:val="bullet"/>
+      <w:lvlText w:val="o"/>
+      <w:lvlJc w:val="left"/>
+      <w:pPr>
+        <w:tabs>
+          <w:tab w:val="num" w:pos="1440"/>
+        </w:tabs>
+        <w:ind w:left="1440" w:hanging="360"/>
+      </w:pPr>
+      <w:rPr>
+        <w:rFonts w:ascii="Courier New" w:hAnsi="Courier New" w:hint="default"/>
+        <w:sz w:val="20"/>
+      </w:rPr>
+    </w:lvl>
+    <w:lvl w:ilvl="2" w:tentative="1">
+      <w:start w:val="1"/>
+      <w:numFmt w:val="bullet"/>
+      <w:lvlText w:val=""/>
+      <w:lvlJc w:val="left"/>
+      <w:pPr>
+        <w:tabs>
+          <w:tab w:val="num" w:pos="2160"/>
+        </w:tabs>
+        <w:ind w:left="2160" w:hanging="360"/>
+      </w:pPr>
+      <w:rPr>
+        <w:rFonts w:ascii="Wingdings" w:hAnsi="Wingdings" w:hint="default"/>
+        <w:sz w:val="20"/>
+      </w:rPr>
+    </w:lvl>
+    <w:lvl w:ilvl="3" w:tentative="1">
+      <w:start w:val="1"/>
+      <w:numFmt w:val="bullet"/>
+      <w:lvlText w:val=""/>
+      <w:lvlJc w:val="left"/>
+      <w:pPr>
+        <w:tabs>
+          <w:tab w:val="num" w:pos="2880"/>
+        </w:tabs>
+        <w:ind w:left="2880" w:hanging="360"/>
+      </w:pPr>
+      <w:rPr>
+        <w:rFonts w:ascii="Wingdings" w:hAnsi="Wingdings" w:hint="default"/>
+        <w:sz w:val="20"/>
+      </w:rPr>
+    </w:lvl>
+    <w:lvl w:ilvl="4" w:tentative="1">
+      <w:start w:val="1"/>
+      <w:numFmt w:val="bullet"/>
+      <w:lvlText w:val=""/>
+      <w:lvlJc w:val="left"/>
+      <w:pPr>
+        <w:tabs>
+          <w:tab w:val="num" w:pos="3600"/>
+        </w:tabs>
+        <w:ind w:left="3600" w:hanging="360"/>
+      </w:pPr>
+      <w:rPr>
+        <w:rFonts w:ascii="Wingdings" w:hAnsi="Wingdings" w:hint="default"/>
+        <w:sz w:val="20"/>
+      </w:rPr>
+    </w:lvl>
+    <w:lvl w:ilvl="5" w:tentative="1">
+      <w:start w:val="1"/>
+      <w:numFmt w:val="bullet"/>
+      <w:lvlText w:val=""/>
+      <w:lvlJc w:val="left"/>
+      <w:pPr>
+        <w:tabs>
+          <w:tab w:val="num" w:pos="4320"/>
+        </w:tabs>
+        <w:ind w:left="4320" w:hanging="360"/>
+      </w:pPr>
+      <w:rPr>
+        <w:rFonts w:ascii="Wingdings" w:hAnsi="Wingdings" w:hint="default"/>
+        <w:sz w:val="20"/>
+      </w:rPr>
+    </w:lvl>
+    <w:lvl w:ilvl="6" w:tentative="1">
+      <w:start w:val="1"/>
+      <w:numFmt w:val="bullet"/>
+      <w:lvlText w:val=""/>
+      <w:lvlJc w:val="left"/>
+      <w:pPr>
+        <w:tabs>
+          <w:tab w:val="num" w:pos="5040"/>
+        </w:tabs>
+        <w:ind w:left="5040" w:hanging="360"/>
+      </w:pPr>
+      <w:rPr>
+        <w:rFonts w:ascii="Wingdings" w:hAnsi="Wingdings" w:hint="default"/>
+        <w:sz w:val="20"/>
+      </w:rPr>
+    </w:lvl>
+    <w:lvl w:ilvl="7" w:tentative="1">
+      <w:start w:val="1"/>
+      <w:numFmt w:val="bullet"/>
+      <w:lvlText w:val=""/>
+      <w:lvlJc w:val="left"/>
+      <w:pPr>
+        <w:tabs>
+          <w:tab w:val="num" w:pos="5760"/>
+        </w:tabs>
+        <w:ind w:left="5760" w:hanging="360"/>
+      </w:pPr>
+      <w:rPr>
+        <w:rFonts w:ascii="Wingdings" w:hAnsi="Wingdings" w:hint="default"/>
+        <w:sz w:val="20"/>
+      </w:rPr>
+    </w:lvl>
+    <w:lvl w:ilvl="8" w:tentative="1">
+      <w:start w:val="1"/>
+      <w:numFmt w:val="bullet"/>
+      <w:lvlText w:val=""/>
+      <w:lvlJc w:val="left"/>
+      <w:pPr>
+        <w:tabs>
+          <w:tab w:val="num" w:pos="6480"/>
+        </w:tabs>
+        <w:ind w:left="6480" w:hanging="360"/>
+      </w:pPr>
+      <w:rPr>
+        <w:rFonts w:ascii="Wingdings" w:hAnsi="Wingdings" w:hint="default"/>
+        <w:sz w:val="20"/>
+      </w:rPr>
+    </w:lvl>
+  </w:abstractNum>
+  <w:abstractNum w:abstractNumId="36" w15:restartNumberingAfterBreak="0">
     <w:nsid w:val="6AFE5CEC"/>
     <w:multiLevelType w:val="hybridMultilevel"/>
     <w:tmpl w:val="31CCCFF0"/>
@@ -5203,7 +5723,7 @@
       </w:pPr>
     </w:lvl>
   </w:abstractNum>
-  <w:abstractNum w:abstractNumId="34" w15:restartNumberingAfterBreak="0">
+  <w:abstractNum w:abstractNumId="37" w15:restartNumberingAfterBreak="0">
     <w:nsid w:val="71B03E39"/>
     <w:multiLevelType w:val="multilevel"/>
     <w:tmpl w:val="A770243E"/>
@@ -5352,7 +5872,7 @@
       </w:rPr>
     </w:lvl>
   </w:abstractNum>
-  <w:abstractNum w:abstractNumId="35" w15:restartNumberingAfterBreak="0">
+  <w:abstractNum w:abstractNumId="38" w15:restartNumberingAfterBreak="0">
     <w:nsid w:val="75516A94"/>
     <w:multiLevelType w:val="multilevel"/>
     <w:tmpl w:val="DA9E964C"/>
@@ -5501,7 +6021,7 @@
       </w:rPr>
     </w:lvl>
   </w:abstractNum>
-  <w:abstractNum w:abstractNumId="36" w15:restartNumberingAfterBreak="0">
+  <w:abstractNum w:abstractNumId="39" w15:restartNumberingAfterBreak="0">
     <w:nsid w:val="75562CCC"/>
     <w:multiLevelType w:val="hybridMultilevel"/>
     <w:tmpl w:val="90466B18"/>
@@ -5587,7 +6107,7 @@
       </w:pPr>
     </w:lvl>
   </w:abstractNum>
-  <w:abstractNum w:abstractNumId="37" w15:restartNumberingAfterBreak="0">
+  <w:abstractNum w:abstractNumId="40" w15:restartNumberingAfterBreak="0">
     <w:nsid w:val="759114F8"/>
     <w:multiLevelType w:val="hybridMultilevel"/>
     <w:tmpl w:val="3CD63246"/>
@@ -5673,7 +6193,7 @@
       </w:pPr>
     </w:lvl>
   </w:abstractNum>
-  <w:abstractNum w:abstractNumId="38" w15:restartNumberingAfterBreak="0">
+  <w:abstractNum w:abstractNumId="41" w15:restartNumberingAfterBreak="0">
     <w:nsid w:val="7A3D5104"/>
     <w:multiLevelType w:val="multilevel"/>
     <w:tmpl w:val="8ADA607C"/>
@@ -5786,7 +6306,7 @@
       </w:pPr>
     </w:lvl>
   </w:abstractNum>
-  <w:abstractNum w:abstractNumId="39" w15:restartNumberingAfterBreak="0">
+  <w:abstractNum w:abstractNumId="42" w15:restartNumberingAfterBreak="0">
     <w:nsid w:val="7AB84334"/>
     <w:multiLevelType w:val="multilevel"/>
     <w:tmpl w:val="E2F42D60"/>
@@ -5935,7 +6455,7 @@
       </w:rPr>
     </w:lvl>
   </w:abstractNum>
-  <w:abstractNum w:abstractNumId="40" w15:restartNumberingAfterBreak="0">
+  <w:abstractNum w:abstractNumId="43" w15:restartNumberingAfterBreak="0">
     <w:nsid w:val="7E276521"/>
     <w:multiLevelType w:val="hybridMultilevel"/>
     <w:tmpl w:val="CEB0EFB0"/>
@@ -6021,7 +6541,7 @@
       </w:pPr>
     </w:lvl>
   </w:abstractNum>
-  <w:abstractNum w:abstractNumId="41" w15:restartNumberingAfterBreak="0">
+  <w:abstractNum w:abstractNumId="44" w15:restartNumberingAfterBreak="0">
     <w:nsid w:val="7EAF4C5A"/>
     <w:multiLevelType w:val="multilevel"/>
     <w:tmpl w:val="DAB632A2"/>
@@ -6141,7 +6661,7 @@
     <w:abstractNumId w:val="6"/>
   </w:num>
   <w:num w:numId="3">
-    <w:abstractNumId w:val="15"/>
+    <w:abstractNumId w:val="17"/>
   </w:num>
   <w:num w:numId="4">
     <w:abstractNumId w:val="3"/>
@@ -6156,34 +6676,34 @@
     <w:abstractNumId w:val="1"/>
   </w:num>
   <w:num w:numId="8">
-    <w:abstractNumId w:val="21"/>
+    <w:abstractNumId w:val="23"/>
   </w:num>
   <w:num w:numId="9">
     <w:abstractNumId w:val="0"/>
   </w:num>
   <w:num w:numId="10">
-    <w:abstractNumId w:val="28"/>
+    <w:abstractNumId w:val="30"/>
   </w:num>
   <w:num w:numId="11">
     <w:abstractNumId w:val="13"/>
   </w:num>
   <w:num w:numId="12">
-    <w:abstractNumId w:val="27"/>
+    <w:abstractNumId w:val="29"/>
   </w:num>
   <w:num w:numId="13">
-    <w:abstractNumId w:val="26"/>
+    <w:abstractNumId w:val="28"/>
   </w:num>
   <w:num w:numId="14">
     <w:abstractNumId w:val="5"/>
   </w:num>
   <w:num w:numId="15">
-    <w:abstractNumId w:val="37"/>
+    <w:abstractNumId w:val="40"/>
   </w:num>
   <w:num w:numId="16">
-    <w:abstractNumId w:val="25"/>
+    <w:abstractNumId w:val="27"/>
   </w:num>
   <w:num w:numId="17">
-    <w:abstractNumId w:val="18"/>
+    <w:abstractNumId w:val="20"/>
   </w:num>
   <w:num w:numId="18">
     <w:abstractNumId w:val="2"/>
@@ -6192,16 +6712,16 @@
     <w:abstractNumId w:val="7"/>
   </w:num>
   <w:num w:numId="20">
-    <w:abstractNumId w:val="23"/>
+    <w:abstractNumId w:val="25"/>
   </w:num>
   <w:num w:numId="21">
-    <w:abstractNumId w:val="36"/>
+    <w:abstractNumId w:val="39"/>
   </w:num>
   <w:num w:numId="22">
-    <w:abstractNumId w:val="17"/>
+    <w:abstractNumId w:val="19"/>
   </w:num>
   <w:num w:numId="23">
-    <w:abstractNumId w:val="33"/>
+    <w:abstractNumId w:val="36"/>
   </w:num>
   <w:num w:numId="24">
     <w:abstractNumId w:val="11"/>
@@ -6210,37 +6730,37 @@
     <w:abstractNumId w:val="11"/>
   </w:num>
   <w:num w:numId="26">
-    <w:abstractNumId w:val="40"/>
+    <w:abstractNumId w:val="43"/>
   </w:num>
   <w:num w:numId="27">
-    <w:abstractNumId w:val="19"/>
+    <w:abstractNumId w:val="21"/>
   </w:num>
   <w:num w:numId="28">
-    <w:abstractNumId w:val="35"/>
+    <w:abstractNumId w:val="38"/>
   </w:num>
   <w:num w:numId="29">
-    <w:abstractNumId w:val="30"/>
+    <w:abstractNumId w:val="32"/>
   </w:num>
   <w:num w:numId="30">
-    <w:abstractNumId w:val="34"/>
+    <w:abstractNumId w:val="37"/>
   </w:num>
   <w:num w:numId="31">
-    <w:abstractNumId w:val="39"/>
+    <w:abstractNumId w:val="42"/>
   </w:num>
   <w:num w:numId="32">
     <w:abstractNumId w:val="4"/>
   </w:num>
   <w:num w:numId="33">
-    <w:abstractNumId w:val="32"/>
+    <w:abstractNumId w:val="34"/>
   </w:num>
   <w:num w:numId="34">
     <w:abstractNumId w:val="12"/>
   </w:num>
   <w:num w:numId="35">
-    <w:abstractNumId w:val="14"/>
+    <w:abstractNumId w:val="16"/>
   </w:num>
   <w:num w:numId="36">
-    <w:abstractNumId w:val="20"/>
+    <w:abstractNumId w:val="22"/>
   </w:num>
   <w:num w:numId="37">
     <w:abstractNumId w:val="10"/>
@@ -6249,25 +6769,34 @@
     <w:abstractNumId w:val="9"/>
   </w:num>
   <w:num w:numId="39">
+    <w:abstractNumId w:val="26"/>
+  </w:num>
+  <w:num w:numId="40">
+    <w:abstractNumId w:val="33"/>
+  </w:num>
+  <w:num w:numId="41">
+    <w:abstractNumId w:val="18"/>
+  </w:num>
+  <w:num w:numId="42">
+    <w:abstractNumId w:val="31"/>
+  </w:num>
+  <w:num w:numId="43">
+    <w:abstractNumId w:val="41"/>
+  </w:num>
+  <w:num w:numId="44">
+    <w:abstractNumId w:val="44"/>
+  </w:num>
+  <w:num w:numId="45">
     <w:abstractNumId w:val="24"/>
   </w:num>
-  <w:num w:numId="40">
-    <w:abstractNumId w:val="31"/>
+  <w:num w:numId="46">
+    <w:abstractNumId w:val="15"/>
   </w:num>
-  <w:num w:numId="41">
-    <w:abstractNumId w:val="16"/>
+  <w:num w:numId="47">
+    <w:abstractNumId w:val="14"/>
   </w:num>
-  <w:num w:numId="42">
-    <w:abstractNumId w:val="29"/>
-  </w:num>
-  <w:num w:numId="43">
-    <w:abstractNumId w:val="38"/>
-  </w:num>
-  <w:num w:numId="44">
-    <w:abstractNumId w:val="41"/>
-  </w:num>
-  <w:num w:numId="45">
-    <w:abstractNumId w:val="22"/>
+  <w:num w:numId="48">
+    <w:abstractNumId w:val="35"/>
   </w:num>
 </w:numbering>
 </file>
